--- a/submission_applied_nursing_research/02_Title_Page.docx
+++ b/submission_applied_nursing_research/02_Title_Page.docx
@@ -309,7 +309,7 @@
         </w:numPr>
       </w:pPr>
       <w:r>
-        <w:t xml:space="preserve">Abstract: 248 words including headings (structured: Aim, Background, Methods, Results, Conclusions)</w:t>
+        <w:t xml:space="preserve">Abstract: 250 words including headings (structured: Aim, Background, Methods, Results, Conclusions)</w:t>
       </w:r>
     </w:p>
     <w:p>
@@ -321,7 +321,7 @@
         </w:numPr>
       </w:pPr>
       <w:r>
-        <w:t xml:space="preserve">Main text (Introduction to Conclusion, including quotations; excluding tables, figure caption and references): approximately 5,900 words</w:t>
+        <w:t xml:space="preserve">Main text (Introduction to Conclusion, including quotations; excluding tables, figure caption and references): approximately 7,600 words</w:t>
       </w:r>
     </w:p>
     <w:p>
